--- a/artifacts/stage6_digital_ipos/blocks/regmap/digital_ipos_regmap.docx
+++ b/artifacts/stage6_digital_ipos/blocks/regmap/digital_ipos_regmap.docx
@@ -596,7 +596,7 @@
         <w:pStyle w:val="FirstParagraph"/>
       </w:pPr>
       <w:r>
-        <w:t xml:space="preserve">The Regmap block is designed to implement the mapped AFE, system, and OTP registers, exposing configuration/status while enforcing reset and OTP write-protection rules.</w:t>
+        <w:t xml:space="preserve">The Regmap block serves to implement the mapped AFE, system, and OTP registers, exposing configuration/status while enforcing reset and OTP write-protection rules.</w:t>
       </w:r>
     </w:p>
     <w:bookmarkEnd w:id="31"/>
@@ -622,7 +622,29 @@
         </w:numPr>
       </w:pPr>
       <w:r>
-        <w:t xml:space="preserve">The Regmap accepts host read/write transactions and produces register data and status fields.</w:t>
+        <w:t xml:space="preserve">The Regmap block accepts Host read/write transactions. The Regmap block produces Register data and status fields.</w:t>
+      </w:r>
+    </w:p>
+    <w:p>
+      <w:pPr>
+        <w:pStyle w:val="Compact"/>
+        <w:numPr>
+          <w:ilvl w:val="0"/>
+          <w:numId w:val="1003"/>
+        </w:numPr>
+      </w:pPr>
+      <w:r>
+        <w:rPr>
+          <w:b/>
+          <w:bCs/>
+        </w:rPr>
+        <w:t xml:space="preserve">Write enable for each OTP REGISTER.</w:t>
+      </w:r>
+      <w:r>
+        <w:t xml:space="preserve"> </w:t>
+      </w:r>
+      <w:r>
+        <w:t xml:space="preserve">Write enable for each OTP REGISTER is 0, in functional mode, if bit 31 of OTP PRG10 is set 1.</w:t>
       </w:r>
     </w:p>
     <w:bookmarkEnd w:id="32"/>

--- a/artifacts/stage6_digital_ipos/blocks/regmap/digital_ipos_regmap.docx
+++ b/artifacts/stage6_digital_ipos/blocks/regmap/digital_ipos_regmap.docx
@@ -2,7 +2,7 @@
 <file path=word/document.xml><?xml version="1.0" encoding="utf-8"?>
 <w:document xmlns:r="http://schemas.openxmlformats.org/officeDocument/2006/relationships" xmlns:w="http://schemas.openxmlformats.org/wordprocessingml/2006/main">
   <w:body>
-    <w:bookmarkStart w:id="44" w:name="digital-ipos---regmap"/>
+    <w:bookmarkStart w:id="45" w:name="digital-ipos---regmap"/>
     <w:p>
       <w:pPr>
         <w:pStyle w:val="Heading1"/>
@@ -33,7 +33,7 @@
         <w:rPr>
           <w:rStyle w:val="VerbatimChar"/>
         </w:rPr>
-        <w:t xml:space="preserve">snap-b2e8101b00dc6909feaed885</w:t>
+        <w:t xml:space="preserve">snap-73c872b1307b6adb5eaf843e</w:t>
       </w:r>
     </w:p>
     <w:p>
@@ -254,6 +254,52 @@
             </w:pPr>
             <w:r>
               <w:t xml:space="preserve">Snapshot snap-b2e8101b00dc6909feaed885 digital IPOS block baseline</w:t>
+            </w:r>
+          </w:p>
+        </w:tc>
+        <w:tc>
+          <w:tcPr/>
+          <w:p>
+            <w:pPr>
+              <w:pStyle w:val="Compact"/>
+            </w:pPr>
+            <w:r>
+              <w:t xml:space="preserve">Alessandro Lucio IANNUZZI</w:t>
+            </w:r>
+          </w:p>
+        </w:tc>
+      </w:tr>
+      <w:tr>
+        <w:tc>
+          <w:tcPr/>
+          <w:p>
+            <w:pPr>
+              <w:pStyle w:val="Compact"/>
+            </w:pPr>
+            <w:r>
+              <w:t xml:space="preserve">0.2</w:t>
+            </w:r>
+          </w:p>
+        </w:tc>
+        <w:tc>
+          <w:tcPr/>
+          <w:p>
+            <w:pPr>
+              <w:pStyle w:val="Compact"/>
+            </w:pPr>
+            <w:r>
+              <w:t xml:space="preserve">2026-10-12</w:t>
+            </w:r>
+          </w:p>
+        </w:tc>
+        <w:tc>
+          <w:tcPr/>
+          <w:p>
+            <w:pPr>
+              <w:pStyle w:val="Compact"/>
+            </w:pPr>
+            <w:r>
+              <w:t xml:space="preserve">Snapshot snap-73c872b1307b6adb5eaf843e digital IPOS block baseline</w:t>
             </w:r>
           </w:p>
         </w:tc>
@@ -565,7 +611,7 @@
     </w:tbl>
     <w:bookmarkEnd w:id="29"/>
     <w:bookmarkEnd w:id="30"/>
-    <w:bookmarkStart w:id="33" w:name="Xe4ae1f4c6c1148d24765132f87dc7acea3c515f"/>
+    <w:bookmarkStart w:id="34" w:name="Xe4ae1f4c6c1148d24765132f87dc7acea3c515f"/>
     <w:p>
       <w:pPr>
         <w:pStyle w:val="Heading2"/>
@@ -596,7 +642,7 @@
         <w:pStyle w:val="FirstParagraph"/>
       </w:pPr>
       <w:r>
-        <w:t xml:space="preserve">The Regmap block serves to implement the mapped AFE, system, and OTP registers, exposing configuration/status while enforcing reset and OTP write-protection rules.</w:t>
+        <w:t xml:space="preserve">The Regmap block is designed to implement the mapped AFE, system, and OTP registers, exposing configuration/status while enforcing reset and OTP write-protection rules.</w:t>
       </w:r>
     </w:p>
     <w:bookmarkEnd w:id="31"/>
@@ -615,41 +661,37 @@
     </w:p>
     <w:p>
       <w:pPr>
-        <w:pStyle w:val="Compact"/>
-        <w:numPr>
-          <w:ilvl w:val="0"/>
-          <w:numId w:val="1003"/>
-        </w:numPr>
-      </w:pPr>
-      <w:r>
-        <w:t xml:space="preserve">The Regmap block accepts Host read/write transactions. The Regmap block produces Register data and status fields.</w:t>
-      </w:r>
-    </w:p>
-    <w:p>
-      <w:pPr>
-        <w:pStyle w:val="Compact"/>
-        <w:numPr>
-          <w:ilvl w:val="0"/>
-          <w:numId w:val="1003"/>
-        </w:numPr>
+        <w:pStyle w:val="FirstParagraph"/>
+      </w:pPr>
+      <w:r>
+        <w:t xml:space="preserve">The Regmap block accepts Host read/write transactions and produces Register data and status fields.</w:t>
+      </w:r>
+    </w:p>
+    <w:bookmarkEnd w:id="32"/>
+    <w:bookmarkStart w:id="33" w:name="Xeb78ecc8712b6b637c6daa69cd9e6db05c17857"/>
+    <w:p>
+      <w:pPr>
+        <w:pStyle w:val="Heading3"/>
       </w:pPr>
       <w:r>
         <w:rPr>
           <w:b/>
           <w:bCs/>
         </w:rPr>
-        <w:t xml:space="preserve">Write enable for each OTP REGISTER.</w:t>
-      </w:r>
-      <w:r>
-        <w:t xml:space="preserve"> </w:t>
-      </w:r>
-      <w:r>
-        <w:t xml:space="preserve">Write enable for each OTP REGISTER is 0, in functional mode, if bit 31 of OTP PRG10 is set 1.</w:t>
-      </w:r>
-    </w:p>
-    <w:bookmarkEnd w:id="32"/>
+        <w:t xml:space="preserve">1.4 Supported block functions</w:t>
+      </w:r>
+    </w:p>
+    <w:p>
+      <w:pPr>
+        <w:pStyle w:val="FirstParagraph"/>
+      </w:pPr>
+      <w:r>
+        <w:t xml:space="preserve">Write enable for each OTP REGISTER is 0, in functional mode, if bit 31 of OTP_PRG10 is set 1.</w:t>
+      </w:r>
+    </w:p>
     <w:bookmarkEnd w:id="33"/>
-    <w:bookmarkStart w:id="34" w:name="Xf07349b071768f65482c37a14b234476b9dae7d"/>
+    <w:bookmarkEnd w:id="34"/>
+    <w:bookmarkStart w:id="35" w:name="Xf07349b071768f65482c37a14b234476b9dae7d"/>
     <w:p>
       <w:pPr>
         <w:pStyle w:val="Heading2"/>
@@ -670,8 +712,8 @@
         <w:t xml:space="preserve">No approved source I/O entries are assigned to this block in the current architecture snapshot.</w:t>
       </w:r>
     </w:p>
-    <w:bookmarkEnd w:id="34"/>
-    <w:bookmarkStart w:id="43" w:name="X0f484274a9a50000ed4ab655b3924a3236627f6"/>
+    <w:bookmarkEnd w:id="35"/>
+    <w:bookmarkStart w:id="44" w:name="X0f484274a9a50000ed4ab655b3924a3236627f6"/>
     <w:p>
       <w:pPr>
         <w:pStyle w:val="Heading2"/>
@@ -684,7 +726,7 @@
         <w:t xml:space="preserve">3. Block requirements</w:t>
       </w:r>
     </w:p>
-    <w:bookmarkStart w:id="35" w:name="ipos-regmap-001"/>
+    <w:bookmarkStart w:id="36" w:name="ipos-regmap-001"/>
     <w:p>
       <w:pPr>
         <w:pStyle w:val="Heading4"/>
@@ -737,8 +779,8 @@
         <w:t xml:space="preserve">[End]</w:t>
       </w:r>
     </w:p>
-    <w:bookmarkEnd w:id="35"/>
-    <w:bookmarkStart w:id="36" w:name="ipos-regmap-002"/>
+    <w:bookmarkEnd w:id="36"/>
+    <w:bookmarkStart w:id="37" w:name="ipos-regmap-002"/>
     <w:p>
       <w:pPr>
         <w:pStyle w:val="Heading4"/>
@@ -775,8 +817,8 @@
         <w:t xml:space="preserve">[End]</w:t>
       </w:r>
     </w:p>
-    <w:bookmarkEnd w:id="36"/>
-    <w:bookmarkStart w:id="37" w:name="ipos-regmap-003"/>
+    <w:bookmarkEnd w:id="37"/>
+    <w:bookmarkStart w:id="38" w:name="ipos-regmap-003"/>
     <w:p>
       <w:pPr>
         <w:pStyle w:val="Heading4"/>
@@ -813,8 +855,8 @@
         <w:t xml:space="preserve">[End]</w:t>
       </w:r>
     </w:p>
-    <w:bookmarkEnd w:id="37"/>
-    <w:bookmarkStart w:id="38" w:name="ipos-regmap-004"/>
+    <w:bookmarkEnd w:id="38"/>
+    <w:bookmarkStart w:id="39" w:name="ipos-regmap-004"/>
     <w:p>
       <w:pPr>
         <w:pStyle w:val="Heading4"/>
@@ -851,8 +893,8 @@
         <w:t xml:space="preserve">[End]</w:t>
       </w:r>
     </w:p>
-    <w:bookmarkEnd w:id="38"/>
-    <w:bookmarkStart w:id="39" w:name="ipos-regmap-005"/>
+    <w:bookmarkEnd w:id="39"/>
+    <w:bookmarkStart w:id="40" w:name="ipos-regmap-005"/>
     <w:p>
       <w:pPr>
         <w:pStyle w:val="Heading4"/>
@@ -889,8 +931,8 @@
         <w:t xml:space="preserve">[End]</w:t>
       </w:r>
     </w:p>
-    <w:bookmarkEnd w:id="39"/>
-    <w:bookmarkStart w:id="40" w:name="ipos-regmap-006"/>
+    <w:bookmarkEnd w:id="40"/>
+    <w:bookmarkStart w:id="41" w:name="ipos-regmap-006"/>
     <w:p>
       <w:pPr>
         <w:pStyle w:val="Heading4"/>
@@ -927,8 +969,8 @@
         <w:t xml:space="preserve">[End]</w:t>
       </w:r>
     </w:p>
-    <w:bookmarkEnd w:id="40"/>
-    <w:bookmarkStart w:id="41" w:name="ipos-regmap-007"/>
+    <w:bookmarkEnd w:id="41"/>
+    <w:bookmarkStart w:id="42" w:name="ipos-regmap-007"/>
     <w:p>
       <w:pPr>
         <w:pStyle w:val="Heading4"/>
@@ -965,8 +1007,8 @@
         <w:t xml:space="preserve">[End]</w:t>
       </w:r>
     </w:p>
-    <w:bookmarkEnd w:id="41"/>
-    <w:bookmarkStart w:id="42" w:name="ipos-regmap-008"/>
+    <w:bookmarkEnd w:id="42"/>
+    <w:bookmarkStart w:id="43" w:name="ipos-regmap-008"/>
     <w:p>
       <w:pPr>
         <w:pStyle w:val="Heading4"/>
@@ -1003,9 +1045,9 @@
         <w:t xml:space="preserve">[End]</w:t>
       </w:r>
     </w:p>
-    <w:bookmarkEnd w:id="42"/>
     <w:bookmarkEnd w:id="43"/>
     <w:bookmarkEnd w:id="44"/>
+    <w:bookmarkEnd w:id="45"/>
     <w:sectPr>
       <w:headerReference r:id="rId14" w:type="default"/>
       <w:footerReference r:id="rId15" w:type="default"/>
@@ -3289,9 +3331,6 @@
     <w:abstractNumId w:val="991"/>
   </w:num>
   <w:num w:numId="1002">
-    <w:abstractNumId w:val="991"/>
-  </w:num>
-  <w:num w:numId="1003">
     <w:abstractNumId w:val="991"/>
   </w:num>
 </w:numbering>

--- a/artifacts/stage6_digital_ipos/blocks/regmap/digital_ipos_regmap.docx
+++ b/artifacts/stage6_digital_ipos/blocks/regmap/digital_ipos_regmap.docx
@@ -2,7 +2,7 @@
 <file path=word/document.xml><?xml version="1.0" encoding="utf-8"?>
 <w:document xmlns:r="http://schemas.openxmlformats.org/officeDocument/2006/relationships" xmlns:w="http://schemas.openxmlformats.org/wordprocessingml/2006/main">
   <w:body>
-    <w:bookmarkStart w:id="45" w:name="digital-ipos---regmap"/>
+    <w:bookmarkStart w:id="46" w:name="digital-ipos---regmap"/>
     <w:p>
       <w:pPr>
         <w:pStyle w:val="Heading1"/>
@@ -44,7 +44,7 @@
         <w:t xml:space="preserve">Author: Alessandro Lucio IANNUZZI</w:t>
       </w:r>
     </w:p>
-    <w:bookmarkStart w:id="30" w:name="X00c53f9efd41cb60267e5a6c5d324e4b2a19070"/>
+    <w:bookmarkStart w:id="32" w:name="X00c53f9efd41cb60267e5a6c5d324e4b2a19070"/>
     <w:p>
       <w:r>
         <w:br w:type="page"/>
@@ -61,18 +61,6 @@
           <w:bCs/>
         </w:rPr>
         <w:t xml:space="preserve">0.1 Table of contents</w:t>
-      </w:r>
-    </w:p>
-    <w:p>
-      <w:pPr>
-        <w:pStyle w:val="Heading2"/>
-      </w:pPr>
-      <w:r>
-        <w:rPr>
-          <w:b/>
-          <w:bCs/>
-        </w:rPr>
-        <w:t xml:space="preserve">0. Document Navigation</w:t>
       </w:r>
     </w:p>
     <w:p>
@@ -100,6 +88,40 @@
           <w:numId w:val="1002"/>
         </w:numPr>
       </w:pPr>
+      <w:hyperlink w:anchor="X6d66c9b48e69b901b65edad7ce11cc7034d8fc0">
+        <w:r>
+          <w:rPr>
+            <w:rStyle w:val="Hyperlink"/>
+          </w:rPr>
+          <w:t xml:space="preserve">1.1 Functionality</w:t>
+        </w:r>
+      </w:hyperlink>
+    </w:p>
+    <w:p>
+      <w:pPr>
+        <w:pStyle w:val="Compact"/>
+        <w:numPr>
+          <w:ilvl w:val="0"/>
+          <w:numId w:val="1002"/>
+        </w:numPr>
+      </w:pPr>
+      <w:hyperlink w:anchor="X42b8cbdc8caad2683370f94443bf78397253609">
+        <w:r>
+          <w:rPr>
+            <w:rStyle w:val="Hyperlink"/>
+          </w:rPr>
+          <w:t xml:space="preserve">1.2 Supported functions and scope</w:t>
+        </w:r>
+      </w:hyperlink>
+    </w:p>
+    <w:p>
+      <w:pPr>
+        <w:pStyle w:val="Compact"/>
+        <w:numPr>
+          <w:ilvl w:val="0"/>
+          <w:numId w:val="1002"/>
+        </w:numPr>
+      </w:pPr>
       <w:hyperlink w:anchor="Xf07349b071768f65482c37a14b234476b9dae7d">
         <w:r>
           <w:rPr>
@@ -128,6 +150,18 @@
     </w:p>
     <w:bookmarkEnd w:id="26"/>
     <w:bookmarkStart w:id="28" w:name="X18145283a8c0d2c05dde288ce51f5c2d1700173"/>
+    <w:p>
+      <w:pPr>
+        <w:pStyle w:val="Heading2"/>
+      </w:pPr>
+      <w:r>
+        <w:rPr>
+          <w:b/>
+          <w:bCs/>
+        </w:rPr>
+        <w:t xml:space="preserve">0. Document Navigation</w:t>
+      </w:r>
+    </w:p>
     <w:p>
       <w:pPr>
         <w:pStyle w:val="Heading3"/>
@@ -318,7 +352,7 @@
     </w:tbl>
     <w:bookmarkEnd w:id="27"/>
     <w:bookmarkEnd w:id="28"/>
-    <w:bookmarkStart w:id="29" w:name="X529afff74b9e1e7f50a5ce03a4a23f6a9561e17"/>
+    <w:bookmarkStart w:id="30" w:name="X529afff74b9e1e7f50a5ce03a4a23f6a9561e17"/>
     <w:p>
       <w:pPr>
         <w:pStyle w:val="Heading3"/>
@@ -329,6 +363,19 @@
           <w:bCs/>
         </w:rPr>
         <w:t xml:space="preserve">0.3 Requirement navigation</w:t>
+      </w:r>
+    </w:p>
+    <w:bookmarkStart w:id="29" w:name="table-2-requirement-navigation"/>
+    <w:p>
+      <w:pPr>
+        <w:pStyle w:val="Heading4"/>
+      </w:pPr>
+      <w:r>
+        <w:rPr>
+          <w:b/>
+          <w:bCs/>
+        </w:rPr>
+        <w:t xml:space="preserve">Table 2. Requirement navigation</w:t>
       </w:r>
     </w:p>
     <w:tbl>
@@ -611,7 +658,56 @@
     </w:tbl>
     <w:bookmarkEnd w:id="29"/>
     <w:bookmarkEnd w:id="30"/>
-    <w:bookmarkStart w:id="34" w:name="Xe4ae1f4c6c1148d24765132f87dc7acea3c515f"/>
+    <w:bookmarkStart w:id="31" w:name="Xae25189eb88f8aa82824f86c23f407e5c67a35a"/>
+    <w:p>
+      <w:pPr>
+        <w:pStyle w:val="Heading3"/>
+      </w:pPr>
+      <w:r>
+        <w:rPr>
+          <w:b/>
+          <w:bCs/>
+        </w:rPr>
+        <w:t xml:space="preserve">0.4 Table index</w:t>
+      </w:r>
+    </w:p>
+    <w:p>
+      <w:pPr>
+        <w:pStyle w:val="Compact"/>
+        <w:numPr>
+          <w:ilvl w:val="0"/>
+          <w:numId w:val="1003"/>
+        </w:numPr>
+      </w:pPr>
+      <w:hyperlink w:anchor="table-1-version-history">
+        <w:r>
+          <w:rPr>
+            <w:rStyle w:val="Hyperlink"/>
+          </w:rPr>
+          <w:t xml:space="preserve">Table 1. Version history</w:t>
+        </w:r>
+      </w:hyperlink>
+    </w:p>
+    <w:p>
+      <w:pPr>
+        <w:pStyle w:val="Compact"/>
+        <w:numPr>
+          <w:ilvl w:val="0"/>
+          <w:numId w:val="1003"/>
+        </w:numPr>
+      </w:pPr>
+      <w:hyperlink w:anchor="table-2-requirement-navigation">
+        <w:r>
+          <w:rPr>
+            <w:rStyle w:val="Hyperlink"/>
+          </w:rPr>
+          <w:t xml:space="preserve">Table 2. Requirement navigation</w:t>
+        </w:r>
+      </w:hyperlink>
+    </w:p>
+    <w:bookmarkEnd w:id="31"/>
+    <w:bookmarkEnd w:id="32"/>
+    <w:bookmarkStart w:id="35" w:name="Xe4ae1f4c6c1148d24765132f87dc7acea3c515f"/>
     <w:p>
       <w:pPr>
         <w:pStyle w:val="Heading2"/>
@@ -624,7 +720,7 @@
         <w:t xml:space="preserve">1. Block overview</w:t>
       </w:r>
     </w:p>
-    <w:bookmarkStart w:id="31" w:name="X6d66c9b48e69b901b65edad7ce11cc7034d8fc0"/>
+    <w:bookmarkStart w:id="33" w:name="X6d66c9b48e69b901b65edad7ce11cc7034d8fc0"/>
     <w:p>
       <w:pPr>
         <w:pStyle w:val="Heading3"/>
@@ -645,8 +741,8 @@
         <w:t xml:space="preserve">The Regmap block is designed to implement the mapped AFE, system, and OTP registers, exposing configuration/status while enforcing reset and OTP write-protection rules.</w:t>
       </w:r>
     </w:p>
-    <w:bookmarkEnd w:id="31"/>
-    <w:bookmarkStart w:id="32" w:name="X42b8cbdc8caad2683370f94443bf78397253609"/>
+    <w:bookmarkEnd w:id="33"/>
+    <w:bookmarkStart w:id="34" w:name="X42b8cbdc8caad2683370f94443bf78397253609"/>
     <w:p>
       <w:pPr>
         <w:pStyle w:val="Heading3"/>
@@ -667,31 +763,9 @@
         <w:t xml:space="preserve">The Regmap block accepts Host read/write transactions and produces Register data and status fields.</w:t>
       </w:r>
     </w:p>
-    <w:bookmarkEnd w:id="32"/>
-    <w:bookmarkStart w:id="33" w:name="Xeb78ecc8712b6b637c6daa69cd9e6db05c17857"/>
-    <w:p>
-      <w:pPr>
-        <w:pStyle w:val="Heading3"/>
-      </w:pPr>
-      <w:r>
-        <w:rPr>
-          <w:b/>
-          <w:bCs/>
-        </w:rPr>
-        <w:t xml:space="preserve">1.4 Supported block functions</w:t>
-      </w:r>
-    </w:p>
-    <w:p>
-      <w:pPr>
-        <w:pStyle w:val="FirstParagraph"/>
-      </w:pPr>
-      <w:r>
-        <w:t xml:space="preserve">Write enable for each OTP REGISTER is 0, in functional mode, if bit 31 of OTP_PRG10 is set 1.</w:t>
-      </w:r>
-    </w:p>
-    <w:bookmarkEnd w:id="33"/>
     <w:bookmarkEnd w:id="34"/>
-    <w:bookmarkStart w:id="35" w:name="Xf07349b071768f65482c37a14b234476b9dae7d"/>
+    <w:bookmarkEnd w:id="35"/>
+    <w:bookmarkStart w:id="36" w:name="Xf07349b071768f65482c37a14b234476b9dae7d"/>
     <w:p>
       <w:pPr>
         <w:pStyle w:val="Heading2"/>
@@ -712,8 +786,8 @@
         <w:t xml:space="preserve">No approved source I/O entries are assigned to this block in the current architecture snapshot.</w:t>
       </w:r>
     </w:p>
-    <w:bookmarkEnd w:id="35"/>
-    <w:bookmarkStart w:id="44" w:name="X0f484274a9a50000ed4ab655b3924a3236627f6"/>
+    <w:bookmarkEnd w:id="36"/>
+    <w:bookmarkStart w:id="45" w:name="X0f484274a9a50000ed4ab655b3924a3236627f6"/>
     <w:p>
       <w:pPr>
         <w:pStyle w:val="Heading2"/>
@@ -726,7 +800,7 @@
         <w:t xml:space="preserve">3. Block requirements</w:t>
       </w:r>
     </w:p>
-    <w:bookmarkStart w:id="36" w:name="ipos-regmap-001"/>
+    <w:bookmarkStart w:id="37" w:name="ipos-regmap-001"/>
     <w:p>
       <w:pPr>
         <w:pStyle w:val="Heading4"/>
@@ -740,27 +814,8 @@
       </w:r>
     </w:p>
     <w:p>
-      <w:pPr>
-        <w:pStyle w:val="FirstParagraph"/>
-      </w:pPr>
-      <w:r>
-        <w:t xml:space="preserve">132</w:t>
-      </w:r>
-      <w:r>
-        <w:t xml:space="preserve"> </w:t>
-      </w:r>
-      <w:r>
-        <w:rPr>
-          <w:b/>
-          <w:bCs/>
-        </w:rPr>
-        <w:t xml:space="preserve">Update-IR</w:t>
-      </w:r>
-      <w:r>
-        <w:t xml:space="preserve"> </w:t>
-      </w:r>
-      <w:r>
-        <w:t xml:space="preserve">Run-Test/Idle Select-DR-Scan 13.4. STBIO1 Register Map 13.4.1. STBIO1 Register Map Here is described the list of registers in the register map. The AFE_BLOCK registers are accessible by I2C/SPI direct access and AHB interface, while the others are only by AHB. The I2C/SPI direct access mode is done by the HOST INTF port (I2C/SPI AHB) and the address of the AFE_BLOCK registers are arranged in 4 pages of 64 registers. BASE START ADDRESS ADDRESS BLOCK REGISTER WIDTH BASE END ADDRE VREF_TRIM SS RESET REQ_ID 0xC8000 AFE_BLOCK 8 0xC80EB tst_main_reset_n, regmap_sw_resetn</w:t>
+      <w:r>
+        <w:t xml:space="preserve">132 **Update-IR** Run-Test/Idle Select-DR-Scan 13.4. STBIO1 Register Map 13.4.1. STBIO1 Register Map Here is described the list of registers in the register map. The AFE_BLOCK registers are accessible by I2C/SPI direct access and AHB interface, while the others are only by AHB. The I2C/SPI direct access mode is done by the HOST INTF port (I2C/SPI AHB) and the address of the AFE_BLOCK registers are arranged in 4 pages of 64 registers. BASE START ADDRESS ADDRESS BLOCK REGISTER WIDTH BASE END ADDRE VREF_TRIM SS RESET REQ_ID 0xC8000 AFE_BLOCK 8 0xC80EB tst_main_reset_n, regmap_sw_resetn</w:t>
       </w:r>
     </w:p>
     <w:p>
@@ -779,8 +834,8 @@
         <w:t xml:space="preserve">[End]</w:t>
       </w:r>
     </w:p>
-    <w:bookmarkEnd w:id="36"/>
-    <w:bookmarkStart w:id="37" w:name="ipos-regmap-002"/>
+    <w:bookmarkEnd w:id="37"/>
+    <w:bookmarkStart w:id="38" w:name="ipos-regmap-002"/>
     <w:p>
       <w:pPr>
         <w:pStyle w:val="Heading4"/>
@@ -794,9 +849,6 @@
       </w:r>
     </w:p>
     <w:p>
-      <w:pPr>
-        <w:pStyle w:val="FirstParagraph"/>
-      </w:pPr>
       <w:r>
         <w:t xml:space="preserve">0xC80EC RESERVED 0xC8FFF tst_main_reset_n, regmap_sw_resetn</w:t>
       </w:r>
@@ -817,8 +869,8 @@
         <w:t xml:space="preserve">[End]</w:t>
       </w:r>
     </w:p>
-    <w:bookmarkEnd w:id="37"/>
-    <w:bookmarkStart w:id="38" w:name="ipos-regmap-003"/>
+    <w:bookmarkEnd w:id="38"/>
+    <w:bookmarkStart w:id="39" w:name="ipos-regmap-003"/>
     <w:p>
       <w:pPr>
         <w:pStyle w:val="Heading4"/>
@@ -832,9 +884,6 @@
       </w:r>
     </w:p>
     <w:p>
-      <w:pPr>
-        <w:pStyle w:val="FirstParagraph"/>
-      </w:pPr>
       <w:r>
         <w:t xml:space="preserve">0xC9000 OTP REGISTER 8 0xC902C tst_main_reset_n</w:t>
       </w:r>
@@ -855,8 +904,8 @@
         <w:t xml:space="preserve">[End]</w:t>
       </w:r>
     </w:p>
-    <w:bookmarkEnd w:id="38"/>
-    <w:bookmarkStart w:id="39" w:name="ipos-regmap-004"/>
+    <w:bookmarkEnd w:id="39"/>
+    <w:bookmarkStart w:id="40" w:name="ipos-regmap-004"/>
     <w:p>
       <w:pPr>
         <w:pStyle w:val="Heading4"/>
@@ -870,9 +919,6 @@
       </w:r>
     </w:p>
     <w:p>
-      <w:pPr>
-        <w:pStyle w:val="FirstParagraph"/>
-      </w:pPr>
       <w:r>
         <w:t xml:space="preserve">0xC9030 RESERVED 0xC9FFF tst_main_reset_n, regmap_sw_resetn</w:t>
       </w:r>
@@ -893,8 +939,8 @@
         <w:t xml:space="preserve">[End]</w:t>
       </w:r>
     </w:p>
-    <w:bookmarkEnd w:id="39"/>
-    <w:bookmarkStart w:id="40" w:name="ipos-regmap-005"/>
+    <w:bookmarkEnd w:id="40"/>
+    <w:bookmarkStart w:id="41" w:name="ipos-regmap-005"/>
     <w:p>
       <w:pPr>
         <w:pStyle w:val="Heading4"/>
@@ -908,9 +954,6 @@
       </w:r>
     </w:p>
     <w:p>
-      <w:pPr>
-        <w:pStyle w:val="FirstParagraph"/>
-      </w:pPr>
       <w:r>
         <w:t xml:space="preserve">0xCA000 SYSTEM_REGISTER 32 0xCA140 tst_main_reset_n, regmap_sw_resetn</w:t>
       </w:r>
@@ -931,8 +974,8 @@
         <w:t xml:space="preserve">[End]</w:t>
       </w:r>
     </w:p>
-    <w:bookmarkEnd w:id="40"/>
-    <w:bookmarkStart w:id="41" w:name="ipos-regmap-006"/>
+    <w:bookmarkEnd w:id="41"/>
+    <w:bookmarkStart w:id="42" w:name="ipos-regmap-006"/>
     <w:p>
       <w:pPr>
         <w:pStyle w:val="Heading4"/>
@@ -946,9 +989,6 @@
       </w:r>
     </w:p>
     <w:p>
-      <w:pPr>
-        <w:pStyle w:val="FirstParagraph"/>
-      </w:pPr>
       <w:r>
         <w:t xml:space="preserve">0xCA144 RESERVED 0xCCFFF tst_main_reset_n, regmap_sw_resetn</w:t>
       </w:r>
@@ -969,8 +1009,8 @@
         <w:t xml:space="preserve">[End]</w:t>
       </w:r>
     </w:p>
-    <w:bookmarkEnd w:id="41"/>
-    <w:bookmarkStart w:id="42" w:name="ipos-regmap-007"/>
+    <w:bookmarkEnd w:id="42"/>
+    <w:bookmarkStart w:id="43" w:name="ipos-regmap-007"/>
     <w:p>
       <w:pPr>
         <w:pStyle w:val="Heading4"/>
@@ -984,9 +1024,6 @@
       </w:r>
     </w:p>
     <w:p>
-      <w:pPr>
-        <w:pStyle w:val="FirstParagraph"/>
-      </w:pPr>
       <w:r>
         <w:t xml:space="preserve">0xCD000 OTP (TRIMM REGS) 32 0xCD02F tst_main_reset_n, regmap_sw_resetn</w:t>
       </w:r>
@@ -1007,8 +1044,8 @@
         <w:t xml:space="preserve">[End]</w:t>
       </w:r>
     </w:p>
-    <w:bookmarkEnd w:id="42"/>
-    <w:bookmarkStart w:id="43" w:name="ipos-regmap-008"/>
+    <w:bookmarkEnd w:id="43"/>
+    <w:bookmarkStart w:id="44" w:name="ipos-regmap-008"/>
     <w:p>
       <w:pPr>
         <w:pStyle w:val="Heading4"/>
@@ -1022,9 +1059,6 @@
       </w:r>
     </w:p>
     <w:p>
-      <w:pPr>
-        <w:pStyle w:val="FirstParagraph"/>
-      </w:pPr>
       <w:r>
         <w:t xml:space="preserve">[DDS_STBIO1_4000] Requirement: Write enable for each OTP REGISTER shall be 0, in functional mode, if bit 31 of OTP_PRG10 is set 1.</w:t>
       </w:r>
@@ -1045,9 +1079,9 @@
         <w:t xml:space="preserve">[End]</w:t>
       </w:r>
     </w:p>
-    <w:bookmarkEnd w:id="43"/>
     <w:bookmarkEnd w:id="44"/>
     <w:bookmarkEnd w:id="45"/>
+    <w:bookmarkEnd w:id="46"/>
     <w:sectPr>
       <w:headerReference r:id="rId14" w:type="default"/>
       <w:footerReference r:id="rId15" w:type="default"/>
@@ -3331,6 +3365,9 @@
     <w:abstractNumId w:val="991"/>
   </w:num>
   <w:num w:numId="1002">
+    <w:abstractNumId w:val="991"/>
+  </w:num>
+  <w:num w:numId="1003">
     <w:abstractNumId w:val="991"/>
   </w:num>
 </w:numbering>
